--- a/lessons/7-5/downloads/reveal/teacher/7.5-prerequisite-practice-answer-key.docx
+++ b/lessons/7-5/downloads/reveal/teacher/7.5-prerequisite-practice-answer-key.docx
@@ -13,7 +13,7 @@
           <w:caps/>
           <w:color w:val="003A70"/>
           <w:spacing w:val="12"/>
-          <w:sz w:val="19"/>
+          <w:sz w:val="22"/>
           <w:szCs w:val="19"/>
         </w:rPr>
         <w:t xml:space="preserve">Lesson 7-5  ·  Prerequisite Practice  ·  Answer Key</w:t>
@@ -21,6 +21,7 @@
     </w:p>
     <w:p>
       <w:pPr>
+        <w:pStyle w:val="Heading1"/>
         <w:spacing w:before="0" w:after="10" w:line="240" w:lineRule="auto"/>
       </w:pPr>
       <w:r>
@@ -45,7 +46,7 @@
         <w:rPr>
           <w:rFonts w:ascii="Avenir Next" w:hAnsi="Avenir Next" w:cs="Avenir Next" w:eastAsia="Avenir Next"/>
           <w:color w:val="5A5F66"/>
-          <w:sz w:val="17"/>
+          <w:sz w:val="22"/>
           <w:szCs w:val="17"/>
         </w:rPr>
         <w:t xml:space="preserve">Teacher use. Each sheet practices two earlier skills the session depends on. Step-frame answers are shown in order.</w:t>
@@ -85,6 +86,7 @@
           </w:tcPr>
           <w:p>
             <w:pPr>
+              <w:pStyle w:val="Heading2"/>
               <w:keepNext/>
               <w:pBdr>
                 <w:bottom w:val="single" w:sz="8" w:space="3" w:color="003A70"/>
@@ -100,7 +102,7 @@
                 <w:b/>
                 <w:color w:val="003A70"/>
                 <w:spacing w:val="14"/>
-                <w:sz w:val="19"/>
+                <w:sz w:val="22"/>
                 <w:szCs w:val="19"/>
               </w:rPr>
               <w:t xml:space="preserve">SESSION 1  ·  PRACTICE A</w:t>
@@ -119,7 +121,7 @@
                 <w:rFonts w:ascii="Avenir Next" w:hAnsi="Avenir Next" w:cs="Avenir Next" w:eastAsia="Avenir Next"/>
                 <w:i/>
                 <w:color w:val="5A5F66"/>
-                <w:sz w:val="17"/>
+                <w:sz w:val="22"/>
                 <w:szCs w:val="17"/>
               </w:rPr>
               <w:t xml:space="preserve">Plot Points in Quadrant I · Locate Decimals Between Whole Numbers</w:t>
@@ -138,7 +140,7 @@
                 <w:rFonts w:ascii="Avenir Next" w:hAnsi="Avenir Next" w:cs="Avenir Next" w:eastAsia="Avenir Next"/>
                 <w:b/>
                 <w:color w:val="1A1A1A"/>
-                <w:sz w:val="17"/>
+                <w:sz w:val="22"/>
                 <w:szCs w:val="17"/>
               </w:rPr>
               <w:t xml:space="preserve">1.</w:t>
@@ -156,7 +158,7 @@
               <w:rPr>
                 <w:rFonts w:ascii="Avenir Next" w:hAnsi="Avenir Next" w:cs="Avenir Next" w:eastAsia="Avenir Next"/>
                 <w:color w:val="1A1A1A"/>
-                <w:sz w:val="17"/>
+                <w:sz w:val="22"/>
                 <w:szCs w:val="17"/>
               </w:rPr>
               <w:t xml:space="preserve">Step 1: (0, 0)   Step 2: 2   Step 3: 5</w:t>
@@ -175,7 +177,7 @@
                 <w:rFonts w:ascii="Avenir Next" w:hAnsi="Avenir Next" w:cs="Avenir Next" w:eastAsia="Avenir Next"/>
                 <w:b/>
                 <w:color w:val="1A1A1A"/>
-                <w:sz w:val="17"/>
+                <w:sz w:val="22"/>
                 <w:szCs w:val="17"/>
               </w:rPr>
               <w:t xml:space="preserve">2.</w:t>
@@ -193,7 +195,7 @@
               <w:rPr>
                 <w:rFonts w:ascii="Avenir Next" w:hAnsi="Avenir Next" w:cs="Avenir Next" w:eastAsia="Avenir Next"/>
                 <w:color w:val="1A1A1A"/>
-                <w:sz w:val="17"/>
+                <w:sz w:val="22"/>
                 <w:szCs w:val="17"/>
               </w:rPr>
               <w:t xml:space="preserve">Step 1: (0, 0)   Step 2: 6   Step 3: 0 (it is on the x-axis)</w:t>
@@ -212,7 +214,7 @@
                 <w:rFonts w:ascii="Avenir Next" w:hAnsi="Avenir Next" w:cs="Avenir Next" w:eastAsia="Avenir Next"/>
                 <w:b/>
                 <w:color w:val="1A1A1A"/>
-                <w:sz w:val="17"/>
+                <w:sz w:val="22"/>
                 <w:szCs w:val="17"/>
               </w:rPr>
               <w:t xml:space="preserve">3.</w:t>
@@ -230,7 +232,7 @@
               <w:rPr>
                 <w:rFonts w:ascii="Avenir Next" w:hAnsi="Avenir Next" w:cs="Avenir Next" w:eastAsia="Avenir Next"/>
                 <w:color w:val="1A1A1A"/>
-                <w:sz w:val="17"/>
+                <w:sz w:val="22"/>
                 <w:szCs w:val="17"/>
               </w:rPr>
               <w:t xml:space="preserve">a. (2, 6)  b. (5, 0)  c. (0, 4)  d. (7, 1)  e. (1, 7)  f. (4, 4)</w:t>
@@ -249,7 +251,7 @@
                 <w:rFonts w:ascii="Avenir Next" w:hAnsi="Avenir Next" w:cs="Avenir Next" w:eastAsia="Avenir Next"/>
                 <w:b/>
                 <w:color w:val="1A1A1A"/>
-                <w:sz w:val="17"/>
+                <w:sz w:val="22"/>
                 <w:szCs w:val="17"/>
               </w:rPr>
               <w:t xml:space="preserve">4.</w:t>
@@ -267,7 +269,7 @@
               <w:rPr>
                 <w:rFonts w:ascii="Avenir Next" w:hAnsi="Avenir Next" w:cs="Avenir Next" w:eastAsia="Avenir Next"/>
                 <w:color w:val="1A1A1A"/>
-                <w:sz w:val="17"/>
+                <w:sz w:val="22"/>
                 <w:szCs w:val="17"/>
               </w:rPr>
               <w:t xml:space="preserve">Step 1: 3   Step 2: 4   Step 3: halfway</w:t>
@@ -286,7 +288,7 @@
                 <w:rFonts w:ascii="Avenir Next" w:hAnsi="Avenir Next" w:cs="Avenir Next" w:eastAsia="Avenir Next"/>
                 <w:b/>
                 <w:color w:val="1A1A1A"/>
-                <w:sz w:val="17"/>
+                <w:sz w:val="22"/>
                 <w:szCs w:val="17"/>
               </w:rPr>
               <w:t xml:space="preserve">5.</w:t>
@@ -304,7 +306,7 @@
               <w:rPr>
                 <w:rFonts w:ascii="Avenir Next" w:hAnsi="Avenir Next" w:cs="Avenir Next" w:eastAsia="Avenir Next"/>
                 <w:color w:val="1A1A1A"/>
-                <w:sz w:val="17"/>
+                <w:sz w:val="22"/>
                 <w:szCs w:val="17"/>
               </w:rPr>
               <w:t xml:space="preserve">Step 1: 4   Step 2: 5   Step 3: a quarter</w:t>
@@ -323,7 +325,7 @@
                 <w:rFonts w:ascii="Avenir Next" w:hAnsi="Avenir Next" w:cs="Avenir Next" w:eastAsia="Avenir Next"/>
                 <w:b/>
                 <w:color w:val="1A1A1A"/>
-                <w:sz w:val="17"/>
+                <w:sz w:val="22"/>
                 <w:szCs w:val="17"/>
               </w:rPr>
               <w:t xml:space="preserve">6.</w:t>
@@ -341,7 +343,7 @@
               <w:rPr>
                 <w:rFonts w:ascii="Avenir Next" w:hAnsi="Avenir Next" w:cs="Avenir Next" w:eastAsia="Avenir Next"/>
                 <w:color w:val="1A1A1A"/>
-                <w:sz w:val="17"/>
+                <w:sz w:val="22"/>
                 <w:szCs w:val="17"/>
               </w:rPr>
               <w:t xml:space="preserve">a. 6 and 7  b. 0 and 1  c. 4 and 5  d. 1 and 2  e. 9 and 10  f. 2 and 3</w:t>
@@ -360,7 +362,7 @@
                 <w:rFonts w:ascii="Avenir Next" w:hAnsi="Avenir Next" w:cs="Avenir Next" w:eastAsia="Avenir Next"/>
                 <w:b/>
                 <w:color w:val="1A1A1A"/>
-                <w:sz w:val="17"/>
+                <w:sz w:val="22"/>
                 <w:szCs w:val="17"/>
               </w:rPr>
               <w:t xml:space="preserve">7.</w:t>
@@ -379,7 +381,7 @@
                 <w:rFonts w:ascii="Avenir Next" w:hAnsi="Avenir Next" w:cs="Avenir Next" w:eastAsia="Avenir Next"/>
                 <w:b/>
                 <w:color w:val="1A1A1A"/>
-                <w:sz w:val="17"/>
+                <w:sz w:val="22"/>
                 <w:szCs w:val="17"/>
               </w:rPr>
               <w:t xml:space="preserve">A</w:t>
@@ -388,7 +390,7 @@
               <w:rPr>
                 <w:rFonts w:ascii="Avenir Next" w:hAnsi="Avenir Next" w:cs="Avenir Next" w:eastAsia="Avenir Next"/>
                 <w:color w:val="1A1A1A"/>
-                <w:sz w:val="17"/>
+                <w:sz w:val="22"/>
                 <w:szCs w:val="17"/>
               </w:rPr>
               <w:t xml:space="preserve">  (between 4 and 5)</w:t>
@@ -402,6 +404,7 @@
           </w:tcPr>
           <w:p>
             <w:pPr>
+              <w:pStyle w:val="Heading2"/>
               <w:keepNext/>
               <w:pBdr>
                 <w:bottom w:val="single" w:sz="8" w:space="3" w:color="003A70"/>
@@ -417,7 +420,7 @@
                 <w:b/>
                 <w:color w:val="003A70"/>
                 <w:spacing w:val="14"/>
-                <w:sz w:val="19"/>
+                <w:sz w:val="22"/>
                 <w:szCs w:val="19"/>
               </w:rPr>
               <w:t xml:space="preserve">SESSION 1  ·  PRACTICE B</w:t>
@@ -436,7 +439,7 @@
                 <w:rFonts w:ascii="Avenir Next" w:hAnsi="Avenir Next" w:cs="Avenir Next" w:eastAsia="Avenir Next"/>
                 <w:i/>
                 <w:color w:val="5A5F66"/>
-                <w:sz w:val="17"/>
+                <w:sz w:val="22"/>
                 <w:szCs w:val="17"/>
               </w:rPr>
               <w:t xml:space="preserve">Locate Negative Decimals · Use Signs to Show Direction</w:t>
@@ -455,7 +458,7 @@
                 <w:rFonts w:ascii="Avenir Next" w:hAnsi="Avenir Next" w:cs="Avenir Next" w:eastAsia="Avenir Next"/>
                 <w:b/>
                 <w:color w:val="1A1A1A"/>
-                <w:sz w:val="17"/>
+                <w:sz w:val="22"/>
                 <w:szCs w:val="17"/>
               </w:rPr>
               <w:t xml:space="preserve">1.</w:t>
@@ -473,7 +476,7 @@
               <w:rPr>
                 <w:rFonts w:ascii="Avenir Next" w:hAnsi="Avenir Next" w:cs="Avenir Next" w:eastAsia="Avenir Next"/>
                 <w:color w:val="1A1A1A"/>
-                <w:sz w:val="17"/>
+                <w:sz w:val="22"/>
                 <w:szCs w:val="17"/>
               </w:rPr>
               <w:t xml:space="preserve">Step 1: −1 and −2   Step 2: 2   Step 3: 1</w:t>
@@ -492,7 +495,7 @@
                 <w:rFonts w:ascii="Avenir Next" w:hAnsi="Avenir Next" w:cs="Avenir Next" w:eastAsia="Avenir Next"/>
                 <w:b/>
                 <w:color w:val="1A1A1A"/>
-                <w:sz w:val="17"/>
+                <w:sz w:val="22"/>
                 <w:szCs w:val="17"/>
               </w:rPr>
               <w:t xml:space="preserve">2.</w:t>
@@ -510,7 +513,7 @@
               <w:rPr>
                 <w:rFonts w:ascii="Avenir Next" w:hAnsi="Avenir Next" w:cs="Avenir Next" w:eastAsia="Avenir Next"/>
                 <w:color w:val="1A1A1A"/>
-                <w:sz w:val="17"/>
+                <w:sz w:val="22"/>
                 <w:szCs w:val="17"/>
               </w:rPr>
               <w:t xml:space="preserve">Step 1: 0 and −1   Step 2: 2   Step 3: 1</w:t>
@@ -529,7 +532,7 @@
                 <w:rFonts w:ascii="Avenir Next" w:hAnsi="Avenir Next" w:cs="Avenir Next" w:eastAsia="Avenir Next"/>
                 <w:b/>
                 <w:color w:val="1A1A1A"/>
-                <w:sz w:val="17"/>
+                <w:sz w:val="22"/>
                 <w:szCs w:val="17"/>
               </w:rPr>
               <w:t xml:space="preserve">3.</w:t>
@@ -547,7 +550,7 @@
               <w:rPr>
                 <w:rFonts w:ascii="Avenir Next" w:hAnsi="Avenir Next" w:cs="Avenir Next" w:eastAsia="Avenir Next"/>
                 <w:color w:val="1A1A1A"/>
-                <w:sz w:val="17"/>
+                <w:sz w:val="22"/>
                 <w:szCs w:val="17"/>
               </w:rPr>
               <w:t xml:space="preserve">a. −4 and −3  b. −7 and −6  c. −1 and 0  d. −2 and −1  e. −5 and −4  f. −3 and −2</w:t>
@@ -566,7 +569,7 @@
                 <w:rFonts w:ascii="Avenir Next" w:hAnsi="Avenir Next" w:cs="Avenir Next" w:eastAsia="Avenir Next"/>
                 <w:b/>
                 <w:color w:val="1A1A1A"/>
-                <w:sz w:val="17"/>
+                <w:sz w:val="22"/>
                 <w:szCs w:val="17"/>
               </w:rPr>
               <w:t xml:space="preserve">4.</w:t>
@@ -584,7 +587,7 @@
               <w:rPr>
                 <w:rFonts w:ascii="Avenir Next" w:hAnsi="Avenir Next" w:cs="Avenir Next" w:eastAsia="Avenir Next"/>
                 <w:color w:val="1A1A1A"/>
-                <w:sz w:val="17"/>
+                <w:sz w:val="22"/>
                 <w:szCs w:val="17"/>
               </w:rPr>
               <w:t xml:space="preserve">Step 1: down   Step 2: −   Step 3: −7</w:t>
@@ -603,7 +606,7 @@
                 <w:rFonts w:ascii="Avenir Next" w:hAnsi="Avenir Next" w:cs="Avenir Next" w:eastAsia="Avenir Next"/>
                 <w:b/>
                 <w:color w:val="1A1A1A"/>
-                <w:sz w:val="17"/>
+                <w:sz w:val="22"/>
                 <w:szCs w:val="17"/>
               </w:rPr>
               <w:t xml:space="preserve">5.</w:t>
@@ -621,7 +624,7 @@
               <w:rPr>
                 <w:rFonts w:ascii="Avenir Next" w:hAnsi="Avenir Next" w:cs="Avenir Next" w:eastAsia="Avenir Next"/>
                 <w:color w:val="1A1A1A"/>
-                <w:sz w:val="17"/>
+                <w:sz w:val="22"/>
                 <w:szCs w:val="17"/>
               </w:rPr>
               <w:t xml:space="preserve">Step 1: up   Step 2: +   Step 3: 2.5</w:t>
@@ -640,7 +643,7 @@
                 <w:rFonts w:ascii="Avenir Next" w:hAnsi="Avenir Next" w:cs="Avenir Next" w:eastAsia="Avenir Next"/>
                 <w:b/>
                 <w:color w:val="1A1A1A"/>
-                <w:sz w:val="17"/>
+                <w:sz w:val="22"/>
                 <w:szCs w:val="17"/>
               </w:rPr>
               <w:t xml:space="preserve">6.</w:t>
@@ -658,7 +661,7 @@
               <w:rPr>
                 <w:rFonts w:ascii="Avenir Next" w:hAnsi="Avenir Next" w:cs="Avenir Next" w:eastAsia="Avenir Next"/>
                 <w:color w:val="1A1A1A"/>
-                <w:sz w:val="17"/>
+                <w:sz w:val="22"/>
                 <w:szCs w:val="17"/>
               </w:rPr>
               <w:t xml:space="preserve">a. 5  b. −3  c. −8  d. 1.5  e. −6.5  f. 9</w:t>
@@ -677,7 +680,7 @@
                 <w:rFonts w:ascii="Avenir Next" w:hAnsi="Avenir Next" w:cs="Avenir Next" w:eastAsia="Avenir Next"/>
                 <w:b/>
                 <w:color w:val="1A1A1A"/>
-                <w:sz w:val="17"/>
+                <w:sz w:val="22"/>
                 <w:szCs w:val="17"/>
               </w:rPr>
               <w:t xml:space="preserve">7.</w:t>
@@ -696,7 +699,7 @@
                 <w:rFonts w:ascii="Avenir Next" w:hAnsi="Avenir Next" w:cs="Avenir Next" w:eastAsia="Avenir Next"/>
                 <w:b/>
                 <w:color w:val="1A1A1A"/>
-                <w:sz w:val="17"/>
+                <w:sz w:val="22"/>
                 <w:szCs w:val="17"/>
               </w:rPr>
               <w:t xml:space="preserve">B</w:t>
@@ -705,7 +708,7 @@
               <w:rPr>
                 <w:rFonts w:ascii="Avenir Next" w:hAnsi="Avenir Next" w:cs="Avenir Next" w:eastAsia="Avenir Next"/>
                 <w:color w:val="1A1A1A"/>
-                <w:sz w:val="17"/>
+                <w:sz w:val="22"/>
                 <w:szCs w:val="17"/>
               </w:rPr>
               <w:t xml:space="preserve">  ((−4, 9))</w:t>
@@ -753,6 +756,7 @@
           </w:tcPr>
           <w:p>
             <w:pPr>
+              <w:pStyle w:val="Heading2"/>
               <w:keepNext/>
               <w:pBdr>
                 <w:bottom w:val="single" w:sz="8" w:space="3" w:color="003A70"/>
@@ -768,7 +772,7 @@
                 <w:b/>
                 <w:color w:val="003A70"/>
                 <w:spacing w:val="14"/>
-                <w:sz w:val="19"/>
+                <w:sz w:val="22"/>
                 <w:szCs w:val="19"/>
               </w:rPr>
               <w:t xml:space="preserve">SESSION 2  ·  PRACTICE A</w:t>
@@ -787,7 +791,7 @@
                 <w:rFonts w:ascii="Avenir Next" w:hAnsi="Avenir Next" w:cs="Avenir Next" w:eastAsia="Avenir Next"/>
                 <w:i/>
                 <w:color w:val="5A5F66"/>
-                <w:sz w:val="17"/>
+                <w:sz w:val="22"/>
                 <w:szCs w:val="17"/>
               </w:rPr>
               <w:t xml:space="preserve">Find Mirror Images on a Grid · Name the x- and y-Coordinates</w:t>
@@ -806,7 +810,7 @@
                 <w:rFonts w:ascii="Avenir Next" w:hAnsi="Avenir Next" w:cs="Avenir Next" w:eastAsia="Avenir Next"/>
                 <w:b/>
                 <w:color w:val="1A1A1A"/>
-                <w:sz w:val="17"/>
+                <w:sz w:val="22"/>
                 <w:szCs w:val="17"/>
               </w:rPr>
               <w:t xml:space="preserve">1.</w:t>
@@ -824,7 +828,7 @@
               <w:rPr>
                 <w:rFonts w:ascii="Avenir Next" w:hAnsi="Avenir Next" w:cs="Avenir Next" w:eastAsia="Avenir Next"/>
                 <w:color w:val="1A1A1A"/>
-                <w:sz w:val="17"/>
+                <w:sz w:val="22"/>
                 <w:szCs w:val="17"/>
               </w:rPr>
               <w:t xml:space="preserve">Step 1: 1   Step 2: 5   Step 3: (5, 2)</w:t>
@@ -843,7 +847,7 @@
                 <w:rFonts w:ascii="Avenir Next" w:hAnsi="Avenir Next" w:cs="Avenir Next" w:eastAsia="Avenir Next"/>
                 <w:b/>
                 <w:color w:val="1A1A1A"/>
-                <w:sz w:val="17"/>
+                <w:sz w:val="22"/>
                 <w:szCs w:val="17"/>
               </w:rPr>
               <w:t xml:space="preserve">2.</w:t>
@@ -861,7 +865,7 @@
               <w:rPr>
                 <w:rFonts w:ascii="Avenir Next" w:hAnsi="Avenir Next" w:cs="Avenir Next" w:eastAsia="Avenir Next"/>
                 <w:color w:val="1A1A1A"/>
-                <w:sz w:val="17"/>
+                <w:sz w:val="22"/>
                 <w:szCs w:val="17"/>
               </w:rPr>
               <w:t xml:space="preserve">Step 1: 3   Step 2: 7   Step 3: (7, 6)</w:t>
@@ -880,7 +884,7 @@
                 <w:rFonts w:ascii="Avenir Next" w:hAnsi="Avenir Next" w:cs="Avenir Next" w:eastAsia="Avenir Next"/>
                 <w:b/>
                 <w:color w:val="1A1A1A"/>
-                <w:sz w:val="17"/>
+                <w:sz w:val="22"/>
                 <w:szCs w:val="17"/>
               </w:rPr>
               <w:t xml:space="preserve">3.</w:t>
@@ -898,7 +902,7 @@
               <w:rPr>
                 <w:rFonts w:ascii="Avenir Next" w:hAnsi="Avenir Next" w:cs="Avenir Next" w:eastAsia="Avenir Next"/>
                 <w:color w:val="1A1A1A"/>
-                <w:sz w:val="17"/>
+                <w:sz w:val="22"/>
                 <w:szCs w:val="17"/>
               </w:rPr>
               <w:t xml:space="preserve">a. (6, 5)  b. (8, 3)  c. (4, 7)  d. (4.5, 1)  e. (2, 2)  f. (0, 4)</w:t>
@@ -917,7 +921,7 @@
                 <w:rFonts w:ascii="Avenir Next" w:hAnsi="Avenir Next" w:cs="Avenir Next" w:eastAsia="Avenir Next"/>
                 <w:b/>
                 <w:color w:val="1A1A1A"/>
-                <w:sz w:val="17"/>
+                <w:sz w:val="22"/>
                 <w:szCs w:val="17"/>
               </w:rPr>
               <w:t xml:space="preserve">4.</w:t>
@@ -935,7 +939,7 @@
               <w:rPr>
                 <w:rFonts w:ascii="Avenir Next" w:hAnsi="Avenir Next" w:cs="Avenir Next" w:eastAsia="Avenir Next"/>
                 <w:color w:val="1A1A1A"/>
-                <w:sz w:val="17"/>
+                <w:sz w:val="22"/>
                 <w:szCs w:val="17"/>
               </w:rPr>
               <w:t xml:space="preserve">Step 1: −3 and 3   Step 2: 6 and 6   Step 3: x</w:t>
@@ -954,7 +958,7 @@
                 <w:rFonts w:ascii="Avenir Next" w:hAnsi="Avenir Next" w:cs="Avenir Next" w:eastAsia="Avenir Next"/>
                 <w:b/>
                 <w:color w:val="1A1A1A"/>
-                <w:sz w:val="17"/>
+                <w:sz w:val="22"/>
                 <w:szCs w:val="17"/>
               </w:rPr>
               <w:t xml:space="preserve">5.</w:t>
@@ -972,7 +976,7 @@
               <w:rPr>
                 <w:rFonts w:ascii="Avenir Next" w:hAnsi="Avenir Next" w:cs="Avenir Next" w:eastAsia="Avenir Next"/>
                 <w:color w:val="1A1A1A"/>
-                <w:sz w:val="17"/>
+                <w:sz w:val="22"/>
                 <w:szCs w:val="17"/>
               </w:rPr>
               <w:t xml:space="preserve">Step 1: 5 and −5   Step 2: −2 and 2   Step 3: both</w:t>
@@ -991,7 +995,7 @@
                 <w:rFonts w:ascii="Avenir Next" w:hAnsi="Avenir Next" w:cs="Avenir Next" w:eastAsia="Avenir Next"/>
                 <w:b/>
                 <w:color w:val="1A1A1A"/>
-                <w:sz w:val="17"/>
+                <w:sz w:val="22"/>
                 <w:szCs w:val="17"/>
               </w:rPr>
               <w:t xml:space="preserve">6.</w:t>
@@ -1009,7 +1013,7 @@
               <w:rPr>
                 <w:rFonts w:ascii="Avenir Next" w:hAnsi="Avenir Next" w:cs="Avenir Next" w:eastAsia="Avenir Next"/>
                 <w:color w:val="1A1A1A"/>
-                <w:sz w:val="17"/>
+                <w:sz w:val="22"/>
                 <w:szCs w:val="17"/>
               </w:rPr>
               <w:t xml:space="preserve">a. y  b. x  c. x  d. both  e. y  f. x</w:t>
@@ -1028,7 +1032,7 @@
                 <w:rFonts w:ascii="Avenir Next" w:hAnsi="Avenir Next" w:cs="Avenir Next" w:eastAsia="Avenir Next"/>
                 <w:b/>
                 <w:color w:val="1A1A1A"/>
-                <w:sz w:val="17"/>
+                <w:sz w:val="22"/>
                 <w:szCs w:val="17"/>
               </w:rPr>
               <w:t xml:space="preserve">7.</w:t>
@@ -1047,7 +1051,7 @@
                 <w:rFonts w:ascii="Avenir Next" w:hAnsi="Avenir Next" w:cs="Avenir Next" w:eastAsia="Avenir Next"/>
                 <w:b/>
                 <w:color w:val="1A1A1A"/>
-                <w:sz w:val="17"/>
+                <w:sz w:val="22"/>
                 <w:szCs w:val="17"/>
               </w:rPr>
               <w:t xml:space="preserve">B</w:t>
@@ -1056,7 +1060,7 @@
               <w:rPr>
                 <w:rFonts w:ascii="Avenir Next" w:hAnsi="Avenir Next" w:cs="Avenir Next" w:eastAsia="Avenir Next"/>
                 <w:color w:val="1A1A1A"/>
-                <w:sz w:val="17"/>
+                <w:sz w:val="22"/>
                 <w:szCs w:val="17"/>
               </w:rPr>
               <w:t xml:space="preserve">  (y only)</w:t>
@@ -1070,6 +1074,7 @@
           </w:tcPr>
           <w:p>
             <w:pPr>
+              <w:pStyle w:val="Heading2"/>
               <w:keepNext/>
               <w:pBdr>
                 <w:bottom w:val="single" w:sz="8" w:space="3" w:color="003A70"/>
@@ -1085,7 +1090,7 @@
                 <w:b/>
                 <w:color w:val="003A70"/>
                 <w:spacing w:val="14"/>
-                <w:sz w:val="19"/>
+                <w:sz w:val="22"/>
                 <w:szCs w:val="19"/>
               </w:rPr>
               <w:t xml:space="preserve">SESSION 2  ·  PRACTICE B</w:t>
@@ -1104,7 +1109,7 @@
                 <w:rFonts w:ascii="Avenir Next" w:hAnsi="Avenir Next" w:cs="Avenir Next" w:eastAsia="Avenir Next"/>
                 <w:i/>
                 <w:color w:val="5A5F66"/>
-                <w:sz w:val="17"/>
+                <w:sz w:val="22"/>
                 <w:szCs w:val="17"/>
               </w:rPr>
               <w:t xml:space="preserve">Find Opposites of Rational Numbers · Name a Point’s Quadrant</w:t>
@@ -1123,7 +1128,7 @@
                 <w:rFonts w:ascii="Avenir Next" w:hAnsi="Avenir Next" w:cs="Avenir Next" w:eastAsia="Avenir Next"/>
                 <w:b/>
                 <w:color w:val="1A1A1A"/>
-                <w:sz w:val="17"/>
+                <w:sz w:val="22"/>
                 <w:szCs w:val="17"/>
               </w:rPr>
               <w:t xml:space="preserve">1.</w:t>
@@ -1141,7 +1146,7 @@
               <w:rPr>
                 <w:rFonts w:ascii="Avenir Next" w:hAnsi="Avenir Next" w:cs="Avenir Next" w:eastAsia="Avenir Next"/>
                 <w:color w:val="1A1A1A"/>
-                <w:sz w:val="17"/>
+                <w:sz w:val="22"/>
                 <w:szCs w:val="17"/>
               </w:rPr>
               <w:t xml:space="preserve">Step 1: 3.25   Step 2: left   Step 3: −3.25</w:t>
@@ -1160,7 +1165,7 @@
                 <w:rFonts w:ascii="Avenir Next" w:hAnsi="Avenir Next" w:cs="Avenir Next" w:eastAsia="Avenir Next"/>
                 <w:b/>
                 <w:color w:val="1A1A1A"/>
-                <w:sz w:val="17"/>
+                <w:sz w:val="22"/>
                 <w:szCs w:val="17"/>
               </w:rPr>
               <w:t xml:space="preserve">2.</w:t>
@@ -1178,7 +1183,7 @@
               <w:rPr>
                 <w:rFonts w:ascii="Avenir Next" w:hAnsi="Avenir Next" w:cs="Avenir Next" w:eastAsia="Avenir Next"/>
                 <w:color w:val="1A1A1A"/>
-                <w:sz w:val="17"/>
+                <w:sz w:val="22"/>
                 <w:szCs w:val="17"/>
               </w:rPr>
               <w:t xml:space="preserve">Step 1: 8   Step 2: right   Step 3: 8</w:t>
@@ -1197,7 +1202,7 @@
                 <w:rFonts w:ascii="Avenir Next" w:hAnsi="Avenir Next" w:cs="Avenir Next" w:eastAsia="Avenir Next"/>
                 <w:b/>
                 <w:color w:val="1A1A1A"/>
-                <w:sz w:val="17"/>
+                <w:sz w:val="22"/>
                 <w:szCs w:val="17"/>
               </w:rPr>
               <w:t xml:space="preserve">3.</w:t>
@@ -1215,7 +1220,7 @@
               <w:rPr>
                 <w:rFonts w:ascii="Avenir Next" w:hAnsi="Avenir Next" w:cs="Avenir Next" w:eastAsia="Avenir Next"/>
                 <w:color w:val="1A1A1A"/>
-                <w:sz w:val="17"/>
+                <w:sz w:val="22"/>
                 <w:szCs w:val="17"/>
               </w:rPr>
               <w:t xml:space="preserve">a. −9  b. 4  c. 11  d. 0  e. 0.75  f. 7.5</w:t>
@@ -1234,7 +1239,7 @@
                 <w:rFonts w:ascii="Avenir Next" w:hAnsi="Avenir Next" w:cs="Avenir Next" w:eastAsia="Avenir Next"/>
                 <w:b/>
                 <w:color w:val="1A1A1A"/>
-                <w:sz w:val="17"/>
+                <w:sz w:val="22"/>
                 <w:szCs w:val="17"/>
               </w:rPr>
               <w:t xml:space="preserve">4.</w:t>
@@ -1252,7 +1257,7 @@
               <w:rPr>
                 <w:rFonts w:ascii="Avenir Next" w:hAnsi="Avenir Next" w:cs="Avenir Next" w:eastAsia="Avenir Next"/>
                 <w:color w:val="1A1A1A"/>
-                <w:sz w:val="17"/>
+                <w:sz w:val="22"/>
                 <w:szCs w:val="17"/>
               </w:rPr>
               <w:t xml:space="preserve">Step 1: left   Step 2: up   Step 3: II</w:t>
@@ -1271,7 +1276,7 @@
                 <w:rFonts w:ascii="Avenir Next" w:hAnsi="Avenir Next" w:cs="Avenir Next" w:eastAsia="Avenir Next"/>
                 <w:b/>
                 <w:color w:val="1A1A1A"/>
-                <w:sz w:val="17"/>
+                <w:sz w:val="22"/>
                 <w:szCs w:val="17"/>
               </w:rPr>
               <w:t xml:space="preserve">5.</w:t>
@@ -1289,7 +1294,7 @@
               <w:rPr>
                 <w:rFonts w:ascii="Avenir Next" w:hAnsi="Avenir Next" w:cs="Avenir Next" w:eastAsia="Avenir Next"/>
                 <w:color w:val="1A1A1A"/>
-                <w:sz w:val="17"/>
+                <w:sz w:val="22"/>
                 <w:szCs w:val="17"/>
               </w:rPr>
               <w:t xml:space="preserve">Step 1: left   Step 2: down   Step 3: III</w:t>
@@ -1308,7 +1313,7 @@
                 <w:rFonts w:ascii="Avenir Next" w:hAnsi="Avenir Next" w:cs="Avenir Next" w:eastAsia="Avenir Next"/>
                 <w:b/>
                 <w:color w:val="1A1A1A"/>
-                <w:sz w:val="17"/>
+                <w:sz w:val="22"/>
                 <w:szCs w:val="17"/>
               </w:rPr>
               <w:t xml:space="preserve">6.</w:t>
@@ -1326,7 +1331,7 @@
               <w:rPr>
                 <w:rFonts w:ascii="Avenir Next" w:hAnsi="Avenir Next" w:cs="Avenir Next" w:eastAsia="Avenir Next"/>
                 <w:color w:val="1A1A1A"/>
-                <w:sz w:val="17"/>
+                <w:sz w:val="22"/>
                 <w:szCs w:val="17"/>
               </w:rPr>
               <w:t xml:space="preserve">a. I  b. IV  c. II  d. IV  e. III  f. II</w:t>
@@ -1345,7 +1350,7 @@
                 <w:rFonts w:ascii="Avenir Next" w:hAnsi="Avenir Next" w:cs="Avenir Next" w:eastAsia="Avenir Next"/>
                 <w:b/>
                 <w:color w:val="1A1A1A"/>
-                <w:sz w:val="17"/>
+                <w:sz w:val="22"/>
                 <w:szCs w:val="17"/>
               </w:rPr>
               <w:t xml:space="preserve">7.</w:t>
@@ -1364,7 +1369,7 @@
                 <w:rFonts w:ascii="Avenir Next" w:hAnsi="Avenir Next" w:cs="Avenir Next" w:eastAsia="Avenir Next"/>
                 <w:b/>
                 <w:color w:val="1A1A1A"/>
-                <w:sz w:val="17"/>
+                <w:sz w:val="22"/>
                 <w:szCs w:val="17"/>
               </w:rPr>
               <w:t xml:space="preserve">D</w:t>
@@ -1373,7 +1378,7 @@
               <w:rPr>
                 <w:rFonts w:ascii="Avenir Next" w:hAnsi="Avenir Next" w:cs="Avenir Next" w:eastAsia="Avenir Next"/>
                 <w:color w:val="1A1A1A"/>
-                <w:sz w:val="17"/>
+                <w:sz w:val="22"/>
                 <w:szCs w:val="17"/>
               </w:rPr>
               <w:t xml:space="preserve">  (Quadrant IV)</w:t>
@@ -1470,7 +1475,106 @@
               <w:sz w:val="15"/>
               <w:szCs w:val="15"/>
             </w:rPr>
-            <w:t xml:space="preserve">Lesson 7-5  ·  Prerequisite Practice  ·  Answer Key</w:t>
+            <w:t xml:space="preserve">7-5 · Page </w:t>
+          </w:r>
+          <w:r>
+            <w:rPr>
+              <w:rFonts w:ascii="Avenir Next" w:hAnsi="Avenir Next" w:cs="Avenir Next" w:eastAsia="Avenir Next"/>
+              <w:color w:val="5A5F66"/>
+              <w:sz w:val="15"/>
+              <w:szCs w:val="15"/>
+            </w:rPr>
+            <w:fldChar w:fldCharType="begin"/>
+          </w:r>
+          <w:r>
+            <w:rPr>
+              <w:rFonts w:ascii="Avenir Next" w:hAnsi="Avenir Next" w:cs="Avenir Next" w:eastAsia="Avenir Next"/>
+              <w:color w:val="5A5F66"/>
+              <w:sz w:val="15"/>
+              <w:szCs w:val="15"/>
+            </w:rPr>
+            <w:instrText xml:space="preserve"> PAGE </w:instrText>
+          </w:r>
+          <w:r>
+            <w:rPr>
+              <w:rFonts w:ascii="Avenir Next" w:hAnsi="Avenir Next" w:cs="Avenir Next" w:eastAsia="Avenir Next"/>
+              <w:color w:val="5A5F66"/>
+              <w:sz w:val="15"/>
+              <w:szCs w:val="15"/>
+            </w:rPr>
+            <w:fldChar w:fldCharType="separate"/>
+          </w:r>
+          <w:r>
+            <w:rPr>
+              <w:rFonts w:ascii="Avenir Next" w:hAnsi="Avenir Next" w:cs="Avenir Next" w:eastAsia="Avenir Next"/>
+              <w:color w:val="5A5F66"/>
+              <w:sz w:val="15"/>
+              <w:szCs w:val="15"/>
+            </w:rPr>
+            <w:t xml:space="preserve">1</w:t>
+          </w:r>
+          <w:r>
+            <w:rPr>
+              <w:rFonts w:ascii="Avenir Next" w:hAnsi="Avenir Next" w:cs="Avenir Next" w:eastAsia="Avenir Next"/>
+              <w:color w:val="5A5F66"/>
+              <w:sz w:val="15"/>
+              <w:szCs w:val="15"/>
+            </w:rPr>
+            <w:fldChar w:fldCharType="end"/>
+          </w:r>
+          <w:r>
+            <w:rPr>
+              <w:rFonts w:ascii="Avenir Next" w:hAnsi="Avenir Next" w:cs="Avenir Next" w:eastAsia="Avenir Next"/>
+              <w:color w:val="5A5F66"/>
+              <w:sz w:val="15"/>
+              <w:szCs w:val="15"/>
+            </w:rPr>
+            <w:t xml:space="preserve"> of </w:t>
+          </w:r>
+          <w:r>
+            <w:rPr>
+              <w:rFonts w:ascii="Avenir Next" w:hAnsi="Avenir Next" w:cs="Avenir Next" w:eastAsia="Avenir Next"/>
+              <w:color w:val="5A5F66"/>
+              <w:sz w:val="15"/>
+              <w:szCs w:val="15"/>
+            </w:rPr>
+            <w:fldChar w:fldCharType="begin"/>
+          </w:r>
+          <w:r>
+            <w:rPr>
+              <w:rFonts w:ascii="Avenir Next" w:hAnsi="Avenir Next" w:cs="Avenir Next" w:eastAsia="Avenir Next"/>
+              <w:color w:val="5A5F66"/>
+              <w:sz w:val="15"/>
+              <w:szCs w:val="15"/>
+            </w:rPr>
+            <w:instrText xml:space="preserve"> NUMPAGES </w:instrText>
+          </w:r>
+          <w:r>
+            <w:rPr>
+              <w:rFonts w:ascii="Avenir Next" w:hAnsi="Avenir Next" w:cs="Avenir Next" w:eastAsia="Avenir Next"/>
+              <w:color w:val="5A5F66"/>
+              <w:sz w:val="15"/>
+              <w:szCs w:val="15"/>
+            </w:rPr>
+            <w:fldChar w:fldCharType="separate"/>
+          </w:r>
+          <w:r>
+            <w:rPr>
+              <w:rFonts w:ascii="Avenir Next" w:hAnsi="Avenir Next" w:cs="Avenir Next" w:eastAsia="Avenir Next"/>
+              <w:color w:val="5A5F66"/>
+              <w:sz w:val="15"/>
+              <w:szCs w:val="15"/>
+            </w:rPr>
+            <w:t xml:space="preserve">1</w:t>
+          </w:r>
+          <w:r>
+            <w:rPr>
+              <w:rFonts w:ascii="Avenir Next" w:hAnsi="Avenir Next" w:cs="Avenir Next" w:eastAsia="Avenir Next"/>
+              <w:color w:val="5A5F66"/>
+              <w:sz w:val="15"/>
+              <w:szCs w:val="15"/>
+            </w:rPr>
+            <w:fldChar w:fldCharType="end"/>
           </w:r>
         </w:p>
       </w:tc>
@@ -1513,5 +1617,23 @@
       </w:tblCellMar>
     </w:tblPr>
   </w:style>
+  <w:style w:type="paragraph" w:styleId="Heading1">
+    <w:name w:val="heading 1"/>
+    <w:basedOn w:val="Normal"/>
+    <w:pPr>
+      <w:outlineLvl w:val="0"/>
+      <w:keepNext w:val="0"/>
+      <w:keepLines w:val="0"/>
+    </w:pPr>
+  </w:style>
+  <w:style w:type="paragraph" w:styleId="Heading2">
+    <w:name w:val="heading 2"/>
+    <w:basedOn w:val="Normal"/>
+    <w:pPr>
+      <w:outlineLvl w:val="1"/>
+      <w:keepNext w:val="0"/>
+      <w:keepLines w:val="0"/>
+    </w:pPr>
+  </w:style>
 </w:styles>
 </file>